--- a/manuscript/Eto.R0.manuscript.PCIRR.Stage1.docx
+++ b/manuscript/Eto.R0.manuscript.PCIRR.Stage1.docx
@@ -3452,23 +3452,13 @@
                 <w:lang w:val="en-GB"/>
               </w:rPr>
             </w:pPr>
-            <w:proofErr w:type="spellStart"/>
             <w:r>
               <w:rPr>
                 <w:iCs/>
                 <w:szCs w:val="21"/>
                 <w:lang w:val="en-GB"/>
               </w:rPr>
-              <w:t>Landolt</w:t>
-            </w:r>
-            <w:proofErr w:type="spellEnd"/>
-            <w:r>
-              <w:rPr>
-                <w:iCs/>
-                <w:szCs w:val="21"/>
-                <w:lang w:val="en-GB"/>
-              </w:rPr>
-              <w:t xml:space="preserve"> C chart or similar</w:t>
+              <w:t>Landolt C chart or similar</w:t>
             </w:r>
           </w:p>
         </w:tc>
@@ -4345,17 +4335,8 @@
                 <w:szCs w:val="21"/>
                 <w:lang w:val="en-GB"/>
               </w:rPr>
-              <w:t xml:space="preserve">Refractive error ≤-6.0 or ≥+6.0 </w:t>
-            </w:r>
-            <w:proofErr w:type="spellStart"/>
-            <w:r>
-              <w:rPr>
-                <w:szCs w:val="21"/>
-                <w:lang w:val="en-GB"/>
-              </w:rPr>
-              <w:t>diopters</w:t>
-            </w:r>
-            <w:proofErr w:type="spellEnd"/>
+              <w:t>Refractive error ≤-6.0 or ≥+6.0 diopters</w:t>
+            </w:r>
           </w:p>
         </w:tc>
         <w:tc>
@@ -5950,23 +5931,7 @@
           <w:szCs w:val="21"/>
           <w:lang w:val="en-GB"/>
         </w:rPr>
-        <w:t xml:space="preserve">, which contains questionnaires assessing participants’ eligibility listed in Tables 1 and 2. Eligible individuals will then be invited to an in-person screening, where the remaining eligibility criteria will be tested. During in-person screening, participants will receive instructions for the study procedures and installation of the </w:t>
-      </w:r>
-      <w:proofErr w:type="spellStart"/>
-      <w:r>
-        <w:rPr>
-          <w:szCs w:val="21"/>
-          <w:lang w:val="en-GB"/>
-        </w:rPr>
-        <w:t>MyCap</w:t>
-      </w:r>
-      <w:proofErr w:type="spellEnd"/>
-      <w:r>
-        <w:rPr>
-          <w:szCs w:val="21"/>
-          <w:lang w:val="en-GB"/>
-        </w:rPr>
-        <w:t xml:space="preserve"> app</w:t>
+        <w:t>, which contains questionnaires assessing participants’ eligibility listed in Tables 1 and 2. Eligible individuals will then be invited to an in-person screening, where the remaining eligibility criteria will be tested. During in-person screening, participants will receive instructions for the study procedures and installation of the MyCap app</w:t>
       </w:r>
       <w:r>
         <w:rPr>
@@ -8648,55 +8613,7 @@
           <w:szCs w:val="21"/>
           <w:lang w:val="en-GB"/>
         </w:rPr>
-        <w:t xml:space="preserve">Participants will arrive at the laboratory seven hours prior to their habitual bedtime (HBT). After compliance with their self-selected sleep-wake schedule is verified, they will first undergo tetrahydrocannabinol (THC) and alcohol screening using a urine multidrug test (Drug-Screen Multi 5, </w:t>
-      </w:r>
-      <w:proofErr w:type="spellStart"/>
-      <w:r>
-        <w:rPr>
-          <w:szCs w:val="21"/>
-          <w:lang w:val="en-GB"/>
-        </w:rPr>
-        <w:t>nal</w:t>
-      </w:r>
-      <w:proofErr w:type="spellEnd"/>
-      <w:r>
-        <w:rPr>
-          <w:szCs w:val="21"/>
-          <w:lang w:val="en-GB"/>
-        </w:rPr>
-        <w:t xml:space="preserve"> von </w:t>
-      </w:r>
-      <w:proofErr w:type="spellStart"/>
-      <w:r>
-        <w:rPr>
-          <w:szCs w:val="21"/>
-          <w:lang w:val="en-GB"/>
-        </w:rPr>
-        <w:t>minden</w:t>
-      </w:r>
-      <w:proofErr w:type="spellEnd"/>
-      <w:r>
-        <w:rPr>
-          <w:szCs w:val="21"/>
-          <w:lang w:val="en-GB"/>
-        </w:rPr>
-        <w:t xml:space="preserve"> GmbH, Moers, Germany) and a breath analyser (Breathalyzer, ACE Instruments GmbH, </w:t>
-      </w:r>
-      <w:proofErr w:type="spellStart"/>
-      <w:r>
-        <w:rPr>
-          <w:szCs w:val="21"/>
-          <w:lang w:val="en-GB"/>
-        </w:rPr>
-        <w:t>Freilassing</w:t>
-      </w:r>
-      <w:proofErr w:type="spellEnd"/>
-      <w:r>
-        <w:rPr>
-          <w:szCs w:val="21"/>
-          <w:lang w:val="en-GB"/>
-        </w:rPr>
-        <w:t xml:space="preserve">, Germany), respectively. Then, participants will consume a </w:t>
+        <w:t xml:space="preserve">Participants will arrive at the laboratory seven hours prior to their habitual bedtime (HBT). After compliance with their self-selected sleep-wake schedule is verified, they will first undergo tetrahydrocannabinol (THC) and alcohol screening using a urine multidrug test (Drug-Screen Multi 5, nal von minden GmbH, Moers, Germany) and a breath analyser (Breathalyzer, ACE Instruments GmbH, Freilassing, Germany), respectively. Then, participants will consume a </w:t>
       </w:r>
       <w:r>
         <w:rPr>
@@ -8768,71 +8685,7 @@
           <w:szCs w:val="21"/>
           <w:lang w:val="en-GB"/>
         </w:rPr>
-        <w:t>mEDI).  Pupillometry measurements will end at the latest 4.5 hours before HBT. Four hours prior to HBT, the dim light exposure lasting 120 minutes will start. After 90 minutes of dim light exposure, participants’ pupils will be dilated using eye drops (</w:t>
-      </w:r>
-      <w:proofErr w:type="spellStart"/>
-      <w:r>
-        <w:rPr>
-          <w:szCs w:val="21"/>
-          <w:lang w:val="en-GB"/>
-        </w:rPr>
-        <w:t>Mydriaticum</w:t>
-      </w:r>
-      <w:proofErr w:type="spellEnd"/>
-      <w:r>
-        <w:rPr>
-          <w:szCs w:val="21"/>
-          <w:lang w:val="en-GB"/>
-        </w:rPr>
-        <w:t xml:space="preserve"> </w:t>
-      </w:r>
-      <w:proofErr w:type="spellStart"/>
-      <w:r>
-        <w:rPr>
-          <w:szCs w:val="21"/>
-          <w:lang w:val="en-GB"/>
-        </w:rPr>
-        <w:t>Stulln</w:t>
-      </w:r>
-      <w:proofErr w:type="spellEnd"/>
-      <w:r>
-        <w:rPr>
-          <w:szCs w:val="21"/>
-          <w:lang w:val="en-GB"/>
-        </w:rPr>
-        <w:t xml:space="preserve">®, Tropicamide 5 mg/1 ml, Pharma </w:t>
-      </w:r>
-      <w:proofErr w:type="spellStart"/>
-      <w:r>
-        <w:rPr>
-          <w:szCs w:val="21"/>
-          <w:lang w:val="en-GB"/>
-        </w:rPr>
-        <w:t>Stulln</w:t>
-      </w:r>
-      <w:proofErr w:type="spellEnd"/>
-      <w:r>
-        <w:rPr>
-          <w:szCs w:val="21"/>
-          <w:lang w:val="en-GB"/>
-        </w:rPr>
-        <w:t xml:space="preserve"> GmbH, </w:t>
-      </w:r>
-      <w:proofErr w:type="spellStart"/>
-      <w:r>
-        <w:rPr>
-          <w:szCs w:val="21"/>
-          <w:lang w:val="en-GB"/>
-        </w:rPr>
-        <w:t>Stulln</w:t>
-      </w:r>
-      <w:proofErr w:type="spellEnd"/>
-      <w:r>
-        <w:rPr>
-          <w:szCs w:val="21"/>
-          <w:lang w:val="en-GB"/>
-        </w:rPr>
-        <w:t>, Germany). Half an hour later, i.e. at two hours prior to HBT, participants will wear a virtual reality (VR) headset to view either a bright light of ~90 lux mEDI (n=3 experimental sessions) or a dark stimulus of &lt;</w:t>
+        <w:t>mEDI).  Pupillometry measurements will end at the latest 4.5 hours before HBT. Four hours prior to HBT, the dim light exposure lasting 120 minutes will start. After 90 minutes of dim light exposure, participants’ pupils will be dilated using eye drops (Mydriaticum Stulln®, Tropicamide 5 mg/1 ml, Pharma Stulln GmbH, Stulln, Germany). Half an hour later, i.e. at two hours prior to HBT, participants will wear a virtual reality (VR) headset to view either a bright light of ~90 lux mEDI (n=3 experimental sessions) or a dark stimulus of &lt;</w:t>
       </w:r>
       <w:r>
         <w:rPr>
@@ -8864,23 +8717,7 @@
           <w:szCs w:val="21"/>
           <w:lang w:val="en-GB"/>
         </w:rPr>
-        <w:t xml:space="preserve">Salivary samples for melatonin analysis will be collected every 30 minutes throughout the experimental session, starting four hours prior to HBT. From four hours to two hours before HBT, the sampling schedule will be organised in 30–minute “blocks” as follows (see Figure 1 inset A). Each block will start with a salivary sample, followed by three brief </w:t>
-      </w:r>
-      <w:proofErr w:type="spellStart"/>
-      <w:r>
-        <w:rPr>
-          <w:szCs w:val="21"/>
-          <w:lang w:val="en-GB"/>
-        </w:rPr>
-        <w:t>neurobehavioural</w:t>
-      </w:r>
-      <w:proofErr w:type="spellEnd"/>
-      <w:r>
-        <w:rPr>
-          <w:szCs w:val="21"/>
-          <w:lang w:val="en-GB"/>
-        </w:rPr>
-        <w:t xml:space="preserve"> questionnaires. From two hours prior to HBT to HBT, the same structure of this 30–minute experimental block will be kept, with the only difference being that participants will wear the VR headset to be exposed to dark or bright light for 20 minutes (Figure 1, inset B1 and B2, respectively). A total of four 20–minute dark or bright light exposures will be achieved during these two hours. Throughout the evening, participants will have no access to screens or light sources other than those included in the experimental protocol. </w:t>
+        <w:t xml:space="preserve">Salivary samples for melatonin analysis will be collected every 30 minutes throughout the experimental session, starting four hours prior to HBT. From four hours to two hours before HBT, the sampling schedule will be organised in 30–minute “blocks” as follows (see Figure 1 inset A). Each block will start with a salivary sample, followed by three brief neurobehavioural questionnaires. From two hours prior to HBT to HBT, the same structure of this 30–minute experimental block will be kept, with the only difference being that participants will wear the VR headset to be exposed to dark or bright light for 20 minutes (Figure 1, inset B1 and B2, respectively). A total of four 20–minute dark or bright light exposures will be achieved during these two hours. Throughout the evening, participants will have no access to screens or light sources other than those included in the experimental protocol. </w:t>
       </w:r>
     </w:p>
     <w:p>
@@ -9276,21 +9113,7 @@
         <w:rPr>
           <w:lang w:val="en-GB"/>
         </w:rPr>
-        <w:t xml:space="preserve">Light exposure will be delivered at the vertical plane using a VR head-mounted display (HTC </w:t>
-      </w:r>
-      <w:proofErr w:type="spellStart"/>
-      <w:r>
-        <w:rPr>
-          <w:lang w:val="en-GB"/>
-        </w:rPr>
-        <w:t>Vive</w:t>
-      </w:r>
-      <w:proofErr w:type="spellEnd"/>
-      <w:r>
-        <w:rPr>
-          <w:lang w:val="en-GB"/>
-        </w:rPr>
-        <w:t xml:space="preserve"> Pro Eye, HTC, Taiwan). This device comprises a binocular display with an in-built eye tracking technology (Tobii eye tracker, Sweden) for real-time pupillometry and eye-movement measurements. A detailed report on light stimuli delivery with this set-up and validation for melatonin suppression studies has been described by Fernandez-Alonso &amp; Spitschan</w:t>
+        <w:t>Light exposure will be delivered at the vertical plane using a VR head-mounted display (HTC Vive Pro Eye, HTC, Taiwan). This device comprises a binocular display with an in-built eye tracking technology (Tobii eye tracker, Sweden) for real-time pupillometry and eye-movement measurements. A detailed report on light stimuli delivery with this set-up and validation for melatonin suppression studies has been described by Fernandez-Alonso &amp; Spitschan</w:t>
       </w:r>
       <w:r>
         <w:rPr>
@@ -9355,19 +9178,11 @@
         </w:rPr>
         <w:t xml:space="preserve"> (</w:t>
       </w:r>
-      <w:proofErr w:type="spellStart"/>
-      <w:r>
-        <w:rPr>
-          <w:lang w:val="en-GB"/>
-        </w:rPr>
-        <w:t>mean±SD</w:t>
-      </w:r>
-      <w:proofErr w:type="spellEnd"/>
-      <w:r>
-        <w:rPr>
-          <w:lang w:val="en-GB"/>
-        </w:rPr>
-        <w:t xml:space="preserve"> across five VR headsets: 0.0076±0.0046 lux mEDI). The light stimulus for the bright light experimental sessions consists of a constant full-field polychromatic white light, generated by setting the red, green and blue channels to equal values at 50% intensity, yielding ~90 lux mEDI</w:t>
+      <w:r>
+        <w:rPr>
+          <w:lang w:val="en-GB"/>
+        </w:rPr>
+        <w:t>mean±SD across five VR headsets: 0.0076±0.0046 lux mEDI). The light stimulus for the bright light experimental sessions consists of a constant full-field polychromatic white light, generated by setting the red, green and blue channels to equal values at 50% intensity, yielding ~90 lux mEDI</w:t>
       </w:r>
       <w:r>
         <w:rPr>
@@ -9376,28 +9191,12 @@
         </w:rPr>
         <w:t xml:space="preserve"> (</w:t>
       </w:r>
-      <w:proofErr w:type="spellStart"/>
-      <w:r>
-        <w:rPr>
-          <w:lang w:val="en-GB"/>
-        </w:rPr>
-        <w:t>mean±SD</w:t>
-      </w:r>
-      <w:proofErr w:type="spellEnd"/>
-      <w:r>
-        <w:rPr>
-          <w:lang w:val="en-GB"/>
-        </w:rPr>
-        <w:t xml:space="preserve"> across five VR headsets: 90.94±0.28 lux mEDI). To calibrate the VR headsets, light intensities expressed in mEDI and photopic illuminance were measured for the left and right lenses of all five available VR head-mounted displays at gradually increasing intensity levels (from 0 to 1 at 0.1 steps), using a spectroradiometer (</w:t>
-      </w:r>
-      <w:proofErr w:type="spellStart"/>
-      <w:r>
-        <w:rPr>
-          <w:lang w:val="en-GB"/>
-        </w:rPr>
-        <w:t>Jeti</w:t>
-      </w:r>
-      <w:proofErr w:type="spellEnd"/>
+      <w:r>
+        <w:rPr>
+          <w:lang w:val="en-GB"/>
+        </w:rPr>
+        <w:t>mean±SD across five VR headsets: 90.94±0.28 lux mEDI). To calibrate the VR headsets, light intensities expressed in mEDI and photopic illuminance were measured for the left and right lenses of all five available VR head-mounted displays at gradually increasing intensity levels (from 0 to 1 at 0.1 steps), using a spectroradiometer (Jeti</w:t>
+      </w:r>
       <w:r>
         <w:rPr>
           <w:szCs w:val="21"/>
@@ -9405,28 +9204,12 @@
         </w:rPr>
         <w:t xml:space="preserve"> </w:t>
       </w:r>
-      <w:proofErr w:type="spellStart"/>
-      <w:r>
-        <w:rPr>
-          <w:lang w:val="en-GB"/>
-        </w:rPr>
-        <w:t>spectraval</w:t>
-      </w:r>
-      <w:proofErr w:type="spellEnd"/>
-      <w:r>
-        <w:rPr>
-          <w:lang w:val="en-GB"/>
-        </w:rPr>
-        <w:t xml:space="preserve"> 1511-HiRes, Jena </w:t>
-      </w:r>
-      <w:proofErr w:type="spellStart"/>
-      <w:r>
-        <w:rPr>
-          <w:lang w:val="en-GB"/>
-        </w:rPr>
-        <w:t>Technische</w:t>
-      </w:r>
-      <w:proofErr w:type="spellEnd"/>
+      <w:r>
+        <w:rPr>
+          <w:lang w:val="en-GB"/>
+        </w:rPr>
+        <w:t>spectraval 1511-HiRes, Jena Technische</w:t>
+      </w:r>
       <w:r>
         <w:rPr>
           <w:szCs w:val="21"/>
@@ -9434,19 +9217,11 @@
         </w:rPr>
         <w:t xml:space="preserve"> </w:t>
       </w:r>
-      <w:proofErr w:type="spellStart"/>
-      <w:r>
-        <w:rPr>
-          <w:lang w:val="en-GB"/>
-        </w:rPr>
-        <w:t>Instrumente</w:t>
-      </w:r>
-      <w:proofErr w:type="spellEnd"/>
-      <w:r>
-        <w:rPr>
-          <w:lang w:val="en-GB"/>
-        </w:rPr>
-        <w:t>, Jena, Germany). This calibration procedure showed that a 50% input intensity corresponded to approximately 90 lux mEDI</w:t>
+      <w:r>
+        <w:rPr>
+          <w:lang w:val="en-GB"/>
+        </w:rPr>
+        <w:t>Instrumente, Jena, Germany). This calibration procedure showed that a 50% input intensity corresponded to approximately 90 lux mEDI</w:t>
       </w:r>
       <w:r>
         <w:rPr>
@@ -9807,71 +9582,7 @@
           <w:szCs w:val="21"/>
           <w:lang w:val="en-GB"/>
         </w:rPr>
-        <w:t xml:space="preserve">Salivary samples for melatonin analysis will be collected every 30 minutes in each experimental session, starting 4 hours prior to participants’ HBT, using </w:t>
-      </w:r>
-      <w:proofErr w:type="spellStart"/>
-      <w:r>
-        <w:rPr>
-          <w:szCs w:val="21"/>
-          <w:lang w:val="en-GB"/>
-        </w:rPr>
-        <w:t>Salivettes</w:t>
-      </w:r>
-      <w:proofErr w:type="spellEnd"/>
-      <w:r>
-        <w:rPr>
-          <w:szCs w:val="21"/>
-          <w:lang w:val="en-GB"/>
-        </w:rPr>
-        <w:t xml:space="preserve"> (Sarstedt, </w:t>
-      </w:r>
-      <w:proofErr w:type="spellStart"/>
-      <w:r>
-        <w:rPr>
-          <w:szCs w:val="21"/>
-          <w:lang w:val="en-GB"/>
-        </w:rPr>
-        <w:t>Nümbrecht</w:t>
-      </w:r>
-      <w:proofErr w:type="spellEnd"/>
-      <w:r>
-        <w:rPr>
-          <w:szCs w:val="21"/>
-          <w:lang w:val="en-GB"/>
-        </w:rPr>
-        <w:t xml:space="preserve">, Germany). Samples (≥1mL) will be centrifuged immediately after collection and stored at -20°C. The samples will be analysed for melatonin concentration using enzyme-linked </w:t>
-      </w:r>
-      <w:proofErr w:type="spellStart"/>
-      <w:r>
-        <w:rPr>
-          <w:szCs w:val="21"/>
-          <w:lang w:val="en-GB"/>
-        </w:rPr>
-        <w:t>immunoabsorbent</w:t>
-      </w:r>
-      <w:proofErr w:type="spellEnd"/>
-      <w:r>
-        <w:rPr>
-          <w:szCs w:val="21"/>
-          <w:lang w:val="en-GB"/>
-        </w:rPr>
-        <w:t xml:space="preserve"> assay (ELISA) by </w:t>
-      </w:r>
-      <w:proofErr w:type="spellStart"/>
-      <w:r>
-        <w:rPr>
-          <w:szCs w:val="21"/>
-          <w:lang w:val="en-GB"/>
-        </w:rPr>
-        <w:t>NovoLytiX</w:t>
-      </w:r>
-      <w:proofErr w:type="spellEnd"/>
-      <w:r>
-        <w:rPr>
-          <w:szCs w:val="21"/>
-          <w:lang w:val="en-GB"/>
-        </w:rPr>
-        <w:t xml:space="preserve"> GmbH, Switzerland, with typical specifications (limit of quantification 0.5–50 pg/mL, detection limit 0.5 pg/mL, </w:t>
+        <w:t xml:space="preserve">Salivary samples for melatonin analysis will be collected every 30 minutes in each experimental session, starting 4 hours prior to participants’ HBT, using Salivettes (Sarstedt, Nümbrecht, Germany). Samples (≥1mL) will be centrifuged immediately after collection and stored at -20°C. The samples will be analysed for melatonin concentration using enzyme-linked immunoabsorbent assay (ELISA) by NovoLytiX GmbH, Switzerland, with typical specifications (limit of quantification 0.5–50 pg/mL, detection limit 0.5 pg/mL, </w:t>
       </w:r>
       <w:r>
         <w:rPr>
@@ -9879,39 +9590,7 @@
           <w:lang w:val="en-GB"/>
         </w:rPr>
         <w:lastRenderedPageBreak/>
-        <w:t xml:space="preserve">mean intra-assay precision: 7.8%, mean inter-assay precision 10.0%). In addition to melatonin concentration determination, one saliva sample will be collected at in-person screening session using an </w:t>
-      </w:r>
-      <w:proofErr w:type="spellStart"/>
-      <w:r>
-        <w:rPr>
-          <w:szCs w:val="21"/>
-          <w:lang w:val="en-GB"/>
-        </w:rPr>
-        <w:t>Oragene</w:t>
-      </w:r>
-      <w:proofErr w:type="spellEnd"/>
-      <w:r>
-        <w:rPr>
-          <w:szCs w:val="21"/>
-          <w:lang w:val="en-GB"/>
-        </w:rPr>
-        <w:t xml:space="preserve"> DNA collection kit (DNA </w:t>
-      </w:r>
-      <w:proofErr w:type="spellStart"/>
-      <w:r>
-        <w:rPr>
-          <w:szCs w:val="21"/>
-          <w:lang w:val="en-GB"/>
-        </w:rPr>
-        <w:t>Genotek</w:t>
-      </w:r>
-      <w:proofErr w:type="spellEnd"/>
-      <w:r>
-        <w:rPr>
-          <w:szCs w:val="21"/>
-          <w:lang w:val="en-GB"/>
-        </w:rPr>
-        <w:t xml:space="preserve"> Inc., Ontario, Canada) for genetic analyses. Genotyping will be performed for selected candidate polymorphisms previously implicated in </w:t>
+        <w:t xml:space="preserve">mean intra-assay precision: 7.8%, mean inter-assay precision 10.0%). In addition to melatonin concentration determination, one saliva sample will be collected at in-person screening session using an Oragene DNA collection kit (DNA Genotek Inc., Ontario, Canada) for genetic analyses. Genotyping will be performed for selected candidate polymorphisms previously implicated in </w:t>
       </w:r>
       <w:r>
         <w:rPr>
@@ -10057,23 +9736,7 @@
           <w:szCs w:val="21"/>
           <w:lang w:val="en-GB"/>
         </w:rPr>
-        <w:t xml:space="preserve">. PER2 will be classified according to Hap3 carrier status (carrier vs non-carrier) based on the 6 SNPs (rs4663302, rs147573126, rs190386281, rs142175638, rs11894535 and rs934945), PER3 according to the three VNTR genotypes (4/4, 4/5, and 5/5), and OPN4 according to two genotype groups (TT vs TC/CC), consistent with previous studies. The genotyping will be performed by </w:t>
-      </w:r>
-      <w:proofErr w:type="spellStart"/>
-      <w:r>
-        <w:rPr>
-          <w:szCs w:val="21"/>
-          <w:lang w:val="en-GB"/>
-        </w:rPr>
-        <w:t>Microsynth</w:t>
-      </w:r>
-      <w:proofErr w:type="spellEnd"/>
-      <w:r>
-        <w:rPr>
-          <w:szCs w:val="21"/>
-          <w:lang w:val="en-GB"/>
-        </w:rPr>
-        <w:t xml:space="preserve"> AG, Switzerland, with analysis based on PCR for OPN4 I394T and PER3 VNTR, and PCR and Sanger sequencing for six SNPs in PER2. </w:t>
+        <w:t xml:space="preserve">. PER2 will be classified according to Hap3 carrier status (carrier vs non-carrier) based on the 6 SNPs (rs4663302, rs147573126, rs190386281, rs142175638, rs11894535 and rs934945), PER3 according to the three VNTR genotypes (4/4, 4/5, and 5/5), and OPN4 according to two genotype groups (TT vs TC/CC), consistent with previous studies. The genotyping will be performed by Microsynth AG, Switzerland, with analysis based on PCR for OPN4 I394T and PER3 VNTR, and PCR and Sanger sequencing for six SNPs in PER2. </w:t>
       </w:r>
     </w:p>
     <w:p>
@@ -10119,63 +9782,7 @@
         <w:rPr>
           <w:lang w:val="en-GB"/>
         </w:rPr>
-        <w:t>To quantify DLE in the real-world, participants will continuously wear both a wrist-worn personal light logger (</w:t>
-      </w:r>
-      <w:proofErr w:type="spellStart"/>
-      <w:r>
-        <w:rPr>
-          <w:lang w:val="en-GB"/>
-        </w:rPr>
-        <w:t>ActTrust</w:t>
-      </w:r>
-      <w:proofErr w:type="spellEnd"/>
-      <w:r>
-        <w:rPr>
-          <w:lang w:val="en-GB"/>
-        </w:rPr>
-        <w:t xml:space="preserve"> 2, Condor Instruments, </w:t>
-      </w:r>
-      <w:proofErr w:type="spellStart"/>
-      <w:r>
-        <w:rPr>
-          <w:lang w:val="en-GB"/>
-        </w:rPr>
-        <w:t>São</w:t>
-      </w:r>
-      <w:proofErr w:type="spellEnd"/>
-      <w:r>
-        <w:rPr>
-          <w:lang w:val="en-GB"/>
-        </w:rPr>
-        <w:t xml:space="preserve"> Paolo, Brazil) and a chest-worn light logger (</w:t>
-      </w:r>
-      <w:proofErr w:type="spellStart"/>
-      <w:r>
-        <w:rPr>
-          <w:lang w:val="en-GB"/>
-        </w:rPr>
-        <w:t>ActLumus</w:t>
-      </w:r>
-      <w:proofErr w:type="spellEnd"/>
-      <w:r>
-        <w:rPr>
-          <w:lang w:val="en-GB"/>
-        </w:rPr>
-        <w:t xml:space="preserve">, Condor Instruments, </w:t>
-      </w:r>
-      <w:proofErr w:type="spellStart"/>
-      <w:r>
-        <w:rPr>
-          <w:lang w:val="en-GB"/>
-        </w:rPr>
-        <w:t>São</w:t>
-      </w:r>
-      <w:proofErr w:type="spellEnd"/>
-      <w:r>
-        <w:rPr>
-          <w:lang w:val="en-GB"/>
-        </w:rPr>
-        <w:t xml:space="preserve"> Paolo, Brazil) from the in-person screening until completion of the final experimental session. The </w:t>
+        <w:t xml:space="preserve">To quantify DLE in the real-world, participants will continuously wear both a wrist-worn personal light logger (ActTrust 2, Condor Instruments, São Paolo, Brazil) and a chest-worn light logger (ActLumus, Condor Instruments, São Paolo, Brazil) from the in-person screening until completion of the final experimental session. The </w:t>
       </w:r>
       <w:r>
         <w:rPr>
@@ -10537,7 +10144,6 @@
           <w:lang w:val="en-GB"/>
         </w:rPr>
       </w:pPr>
-      <w:proofErr w:type="spellStart"/>
       <w:r>
         <w:rPr>
           <w:b/>
@@ -10545,17 +10151,7 @@
           <w:szCs w:val="21"/>
           <w:lang w:val="en-GB"/>
         </w:rPr>
-        <w:t>Neurobehavioural</w:t>
-      </w:r>
-      <w:proofErr w:type="spellEnd"/>
-      <w:r>
-        <w:rPr>
-          <w:b/>
-          <w:bCs/>
-          <w:szCs w:val="21"/>
-          <w:lang w:val="en-GB"/>
-        </w:rPr>
-        <w:t xml:space="preserve"> tests</w:t>
+        <w:t>Neurobehavioural tests</w:t>
       </w:r>
     </w:p>
     <w:p>
@@ -10749,35 +10345,7 @@
         <w:rPr>
           <w:lang w:val="en-GB"/>
         </w:rPr>
-        <w:t xml:space="preserve"> using the </w:t>
-      </w:r>
-      <w:proofErr w:type="spellStart"/>
-      <w:r>
-        <w:rPr>
-          <w:lang w:val="en-GB"/>
-        </w:rPr>
-        <w:t>MyCap</w:t>
-      </w:r>
-      <w:proofErr w:type="spellEnd"/>
-      <w:r>
-        <w:rPr>
-          <w:lang w:val="en-GB"/>
-        </w:rPr>
-        <w:t xml:space="preserve"> application integrated with </w:t>
-      </w:r>
-      <w:proofErr w:type="spellStart"/>
-      <w:r>
-        <w:rPr>
-          <w:lang w:val="en-GB"/>
-        </w:rPr>
-        <w:t>REDCap</w:t>
-      </w:r>
-      <w:proofErr w:type="spellEnd"/>
-      <w:r>
-        <w:rPr>
-          <w:lang w:val="en-GB"/>
-        </w:rPr>
-        <w:t>. The morning sleep diary will additionally be used to monitor compliance with the prescribed sleep-wake schedule. These measures will not contribute to the confirmatory analyses in this study.</w:t>
+        <w:t xml:space="preserve"> using the MyCap application integrated with REDCap. The morning sleep diary will additionally be used to monitor compliance with the prescribed sleep-wake schedule. These measures will not contribute to the confirmatory analyses in this study.</w:t>
       </w:r>
     </w:p>
     <w:p>
@@ -11131,23 +10699,7 @@
           <w:szCs w:val="21"/>
           <w:lang w:val="en-GB"/>
         </w:rPr>
-        <w:t>light dosimeter (</w:t>
-      </w:r>
-      <w:proofErr w:type="spellStart"/>
-      <w:r>
-        <w:rPr>
-          <w:szCs w:val="21"/>
-          <w:lang w:val="en-GB"/>
-        </w:rPr>
-        <w:t>ActLumus</w:t>
-      </w:r>
-      <w:proofErr w:type="spellEnd"/>
-      <w:r>
-        <w:rPr>
-          <w:szCs w:val="21"/>
-          <w:lang w:val="en-GB"/>
-        </w:rPr>
-        <w:t>) providing spectral irradiance measurements. The light exposure data will be analysed using LightLogR</w:t>
+        <w:t>light dosimeter (ActLumus) providing spectral irradiance measurements. The light exposure data will be analysed using LightLogR</w:t>
       </w:r>
       <w:r>
         <w:rPr>
@@ -13754,23 +13306,7 @@
           <w:szCs w:val="21"/>
           <w:lang w:val="en-GB"/>
         </w:rPr>
-        <w:t xml:space="preserve"> pg/</w:t>
-      </w:r>
-      <w:proofErr w:type="spellStart"/>
-      <w:r>
-        <w:rPr>
-          <w:szCs w:val="21"/>
-          <w:lang w:val="en-GB"/>
-        </w:rPr>
-        <w:t>mL.</w:t>
-      </w:r>
-      <w:proofErr w:type="spellEnd"/>
-      <w:r>
-        <w:rPr>
-          <w:szCs w:val="21"/>
-          <w:lang w:val="en-GB"/>
-        </w:rPr>
-        <w:t xml:space="preserve"> In this case, the dark-control profile will be considered invalid as a reference profile</w:t>
+        <w:t xml:space="preserve"> pg/mL. In this case, the dark-control profile will be considered invalid as a reference profile</w:t>
       </w:r>
       <w:r>
         <w:rPr>
@@ -17600,7 +17136,7 @@
     <w:p>
       <w:pPr>
         <w:spacing w:after="0"/>
-        <w:ind w:left="972" w:hangingChars="405" w:hanging="972"/>
+        <w:ind w:left="953" w:hangingChars="405" w:hanging="953"/>
         <w:rPr>
           <w:szCs w:val="21"/>
           <w:lang w:val="en-GB"/>
@@ -17713,7 +17249,7 @@
     <w:p>
       <w:pPr>
         <w:spacing w:after="0"/>
-        <w:ind w:left="972" w:hangingChars="405" w:hanging="972"/>
+        <w:ind w:left="953" w:hangingChars="405" w:hanging="953"/>
         <w:rPr>
           <w:szCs w:val="21"/>
           <w:lang w:val="en-GB"/>
@@ -17818,7 +17354,7 @@
     <w:p>
       <w:pPr>
         <w:spacing w:after="0"/>
-        <w:ind w:left="972" w:hangingChars="405" w:hanging="972"/>
+        <w:ind w:left="953" w:hangingChars="405" w:hanging="953"/>
         <w:rPr>
           <w:szCs w:val="21"/>
           <w:lang w:val="en-GB"/>
@@ -17915,7 +17451,7 @@
     <w:p>
       <w:pPr>
         <w:spacing w:after="0"/>
-        <w:ind w:left="972" w:hangingChars="405" w:hanging="972"/>
+        <w:ind w:left="953" w:hangingChars="405" w:hanging="953"/>
         <w:rPr>
           <w:szCs w:val="21"/>
           <w:lang w:val="en-GB"/>
@@ -18042,7 +17578,7 @@
     <w:p>
       <w:pPr>
         <w:spacing w:after="0"/>
-        <w:ind w:left="972" w:hangingChars="405" w:hanging="972"/>
+        <w:ind w:left="953" w:hangingChars="405" w:hanging="953"/>
         <w:rPr>
           <w:szCs w:val="21"/>
           <w:lang w:val="en-GB"/>
@@ -18138,7 +17674,7 @@
     <w:p>
       <w:pPr>
         <w:spacing w:after="0"/>
-        <w:ind w:left="972" w:hangingChars="405" w:hanging="972"/>
+        <w:ind w:left="953" w:hangingChars="405" w:hanging="953"/>
         <w:rPr>
           <w:szCs w:val="21"/>
           <w:lang w:val="en-GB"/>
@@ -18357,7 +17893,7 @@
         <w:rPr>
           <w:lang w:val="en-GB"/>
         </w:rPr>
-        <w:t>https://github.com/tscnlab/EtoEtAl_XYZ_2026_RRStage1</w:t>
+        <w:t>https://github.com/tscnlab/EtoEtAl_PCIRRStage1_2026</w:t>
       </w:r>
       <w:r>
         <w:rPr>
